--- a/DOCS_DA_CONVERTIRE/pioggia3_en.docx
+++ b/DOCS_DA_CONVERTIRE/pioggia3_en.docx
@@ -1,19 +1,179 @@
 
 <file path=word/document.xml><?xml version="1.0" encoding="utf-8"?>
-<w:document xmlns:wpc="http://schemas.microsoft.com/office/word/2010/wordprocessingCanvas" xmlns:cx="http://schemas.microsoft.com/office/drawing/2014/chartex" xmlns:cx1="http://schemas.microsoft.com/office/drawing/2015/9/8/chartex" xmlns:cx2="http://schemas.microsoft.com/office/drawing/2015/10/21/chartex" xmlns:cx3="http://schemas.microsoft.com/office/drawing/2016/5/9/chartex" xmlns:cx4="http://schemas.microsoft.com/office/drawing/2016/5/10/chartex" xmlns:cx5="http://schemas.microsoft.com/office/drawing/2016/5/11/chartex" xmlns:cx6="http://schemas.microsoft.com/office/drawing/2016/5/12/chartex" xmlns:cx7="http://schemas.microsoft.com/office/drawing/2016/5/13/chartex" xmlns:cx8="http://schemas.microsoft.com/office/drawing/2016/5/14/chartex" xmlns:mc="http://schemas.openxmlformats.org/markup-compatibility/2006" xmlns:aink="http://schemas.microsoft.com/office/drawing/2016/ink" xmlns:am3d="http://schemas.microsoft.com/office/drawing/2017/model3d" xmlns:o="urn:schemas-microsoft-com:office:office" xmlns:oel="http://schemas.microsoft.com/office/2019/extlst" xmlns:r="http://schemas.openxmlformats.org/officeDocument/2006/relationships" xmlns:m="http://schemas.openxmlformats.org/officeDocument/2006/math" xmlns:v="urn:schemas-microsoft-com:vml" xmlns:wp14="http://schemas.microsoft.com/office/word/2010/wordprocessingDrawing" xmlns:wp="http://schemas.openxmlformats.org/drawingml/2006/wordprocessingDrawing" xmlns:w10="urn:schemas-microsoft-com:office:word" xmlns:w="http://schemas.openxmlformats.org/wordprocessingml/2006/main" xmlns:w14="http://schemas.microsoft.com/office/word/2010/wordml" xmlns:w15="http://schemas.microsoft.com/office/word/2012/wordml" xmlns:w16cex="http://schemas.microsoft.com/office/word/2018/wordml/cex" xmlns:w16cid="http://schemas.microsoft.com/office/word/2016/wordml/cid" xmlns:w16="http://schemas.microsoft.com/office/word/2018/wordml" xmlns:w16du="http://schemas.microsoft.com/office/word/2023/wordml/word16du" xmlns:w16sdtdh="http://schemas.microsoft.com/office/word/2020/wordml/sdtdatahash" xmlns:w16sdtfl="http://schemas.microsoft.com/office/word/2024/wordml/sdtformatlock" xmlns:w16se="http://schemas.microsoft.com/office/word/2015/wordml/symex" xmlns:wpg="http://schemas.microsoft.com/office/word/2010/wordprocessingGroup" xmlns:wpi="http://schemas.microsoft.com/office/word/2010/wordprocessingInk" xmlns:wne="http://schemas.microsoft.com/office/word/2006/wordml" xmlns:wps="http://schemas.microsoft.com/office/word/2010/wordprocessingShape" mc:Ignorable="w14 w15 w16se w16cid w16 w16cex w16sdtdh w16sdtfl w16du wp14">
+<w:document xmlns:wpc="http://schemas.microsoft.com/office/word/2010/wordprocessingCanvas" xmlns:cx="http://schemas.microsoft.com/office/drawing/2014/chartex" xmlns:cx1="http://schemas.microsoft.com/office/drawing/2015/9/8/chartex" xmlns:cx2="http://schemas.microsoft.com/office/drawing/2015/10/21/chartex" xmlns:cx3="http://schemas.microsoft.com/office/drawing/2016/5/9/chartex" xmlns:cx4="http://schemas.microsoft.com/office/drawing/2016/5/10/chartex" xmlns:cx5="http://schemas.microsoft.com/office/drawing/2016/5/11/chartex" xmlns:cx6="http://schemas.microsoft.com/office/drawing/2016/5/12/chartex" xmlns:cx7="http://schemas.microsoft.com/office/drawing/2016/5/13/chartex" xmlns:cx8="http://schemas.microsoft.com/office/drawing/2016/5/14/chartex" xmlns:mc="http://schemas.openxmlformats.org/markup-compatibility/2006" xmlns:aink="http://schemas.microsoft.com/office/drawing/2016/ink" xmlns:am3d="http://schemas.microsoft.com/office/drawing/2017/model3d" xmlns:o="urn:schemas-microsoft-com:office:office" xmlns:oel="http://schemas.microsoft.com/office/2019/extlst" xmlns:r="http://schemas.openxmlformats.org/officeDocument/2006/relationships" xmlns:m="http://schemas.openxmlformats.org/officeDocument/2006/math" xmlns:v="urn:schemas-microsoft-com:vml" xmlns:wp14="http://schemas.microsoft.com/office/word/2010/wordprocessingDrawing" xmlns:wp="http://schemas.openxmlformats.org/drawingml/2006/wordprocessingDrawing" xmlns:w10="urn:schemas-microsoft-com:office:word" xmlns:w="http://schemas.openxmlformats.org/wordprocessingml/2006/main" xmlns:w14="http://schemas.microsoft.com/office/word/2010/wordml" xmlns:w15="http://schemas.microsoft.com/office/word/2012/wordml" xmlns:w16cei="http://schemas.microsoft.com/office/word/2026/wordml/cei" xmlns:w16cex="http://schemas.microsoft.com/office/word/2018/wordml/cex" xmlns:w16cid="http://schemas.microsoft.com/office/word/2016/wordml/cid" xmlns:w16="http://schemas.microsoft.com/office/word/2018/wordml" xmlns:w16du="http://schemas.microsoft.com/office/word/2023/wordml/word16du" xmlns:w16sdtdh="http://schemas.microsoft.com/office/word/2020/wordml/sdtdatahash" xmlns:w16sdtfl="http://schemas.microsoft.com/office/word/2024/wordml/sdtformatlock" xmlns:w16se="http://schemas.microsoft.com/office/word/2015/wordml/symex" xmlns:wpg="http://schemas.microsoft.com/office/word/2010/wordprocessingGroup" xmlns:wpi="http://schemas.microsoft.com/office/word/2010/wordprocessingInk" xmlns:wne="http://schemas.microsoft.com/office/word/2006/wordml" xmlns:wps="http://schemas.microsoft.com/office/word/2010/wordprocessingShape" mc:Ignorable="w14 w15 w16se w16cid w16 w16cex w16sdtdh w16sdtfl w16du wp14">
   <w:body>
     <w:p>
-      <w:r>
-        <w:t>The author is Agostino Carracci</w:t>
-      </w:r>
+      <w:pPr>
+        <w:rPr>
+          <w:b/>
+          <w:bCs/>
+        </w:rPr>
+      </w:pPr>
+      <w:r>
+        <w:rPr>
+          <w:b/>
+          <w:bCs/>
+        </w:rPr>
+        <w:t xml:space="preserve">The </w:t>
+      </w:r>
+      <w:proofErr w:type="spellStart"/>
+      <w:r>
+        <w:rPr>
+          <w:b/>
+          <w:bCs/>
+        </w:rPr>
+        <w:t>Adoration</w:t>
+      </w:r>
+      <w:proofErr w:type="spellEnd"/>
+      <w:r>
+        <w:rPr>
+          <w:b/>
+          <w:bCs/>
+        </w:rPr>
+        <w:t xml:space="preserve"> of the </w:t>
+      </w:r>
+      <w:proofErr w:type="spellStart"/>
+      <w:r>
+        <w:rPr>
+          <w:b/>
+          <w:bCs/>
+        </w:rPr>
+        <w:t>Shepherds</w:t>
+      </w:r>
+      <w:proofErr w:type="spellEnd"/>
     </w:p>
     <w:p>
       <w:r>
+        <w:t xml:space="preserve">The </w:t>
+      </w:r>
+      <w:proofErr w:type="spellStart"/>
+      <w:r>
+        <w:rPr>
+          <w:b/>
+          <w:bCs/>
+        </w:rPr>
+        <w:t>Adoration</w:t>
+      </w:r>
+      <w:proofErr w:type="spellEnd"/>
+      <w:r>
+        <w:rPr>
+          <w:b/>
+          <w:bCs/>
+        </w:rPr>
+        <w:t xml:space="preserve"> of the </w:t>
+      </w:r>
+      <w:proofErr w:type="spellStart"/>
+      <w:r>
+        <w:rPr>
+          <w:b/>
+          <w:bCs/>
+        </w:rPr>
+        <w:t>Shepherds</w:t>
+      </w:r>
+      <w:proofErr w:type="spellEnd"/>
+      <w:r>
+        <w:t xml:space="preserve"> (</w:t>
+      </w:r>
+      <w:proofErr w:type="spellStart"/>
+      <w:r>
+        <w:t>also</w:t>
+      </w:r>
+      <w:proofErr w:type="spellEnd"/>
+      <w:r>
+        <w:t xml:space="preserve"> </w:t>
+      </w:r>
+      <w:proofErr w:type="spellStart"/>
+      <w:r>
+        <w:t>known</w:t>
+      </w:r>
+      <w:proofErr w:type="spellEnd"/>
+      <w:r>
+        <w:t xml:space="preserve"> </w:t>
+      </w:r>
+      <w:proofErr w:type="spellStart"/>
+      <w:r>
+        <w:t>as</w:t>
+      </w:r>
+      <w:proofErr w:type="spellEnd"/>
+      <w:r>
+        <w:t xml:space="preserve"> the </w:t>
+      </w:r>
+      <w:proofErr w:type="spellStart"/>
+      <w:r>
+        <w:rPr>
+          <w:i/>
+          <w:iCs/>
+        </w:rPr>
+        <w:t>Nativity</w:t>
+      </w:r>
+      <w:proofErr w:type="spellEnd"/>
+      <w:r>
+        <w:t xml:space="preserve">) </w:t>
+      </w:r>
+      <w:proofErr w:type="spellStart"/>
+      <w:r>
+        <w:t>is</w:t>
+      </w:r>
+      <w:proofErr w:type="spellEnd"/>
+      <w:r>
+        <w:t xml:space="preserve"> a </w:t>
+      </w:r>
+      <w:proofErr w:type="spellStart"/>
+      <w:r>
+        <w:t>masterpiece</w:t>
+      </w:r>
+      <w:proofErr w:type="spellEnd"/>
+      <w:r>
+        <w:t xml:space="preserve"> </w:t>
+      </w:r>
+      <w:proofErr w:type="spellStart"/>
+      <w:r>
+        <w:t>preserved</w:t>
+      </w:r>
+      <w:proofErr w:type="spellEnd"/>
+      <w:r>
+        <w:t xml:space="preserve"> in the first </w:t>
+      </w:r>
+      <w:proofErr w:type="spellStart"/>
+      <w:r>
+        <w:t>chapel</w:t>
+      </w:r>
+      <w:proofErr w:type="spellEnd"/>
+      <w:r>
+        <w:t xml:space="preserve"> on the </w:t>
+      </w:r>
+      <w:proofErr w:type="spellStart"/>
+      <w:r>
+        <w:t>left</w:t>
+      </w:r>
+      <w:proofErr w:type="spellEnd"/>
+      <w:r>
+        <w:t xml:space="preserve"> </w:t>
+      </w:r>
+      <w:proofErr w:type="spellStart"/>
+      <w:r>
+        <w:t>within</w:t>
+      </w:r>
+      <w:proofErr w:type="spellEnd"/>
+      <w:r>
+        <w:t xml:space="preserve"> the </w:t>
+      </w:r>
+      <w:proofErr w:type="spellStart"/>
+      <w:r>
+        <w:t>Sanctuary</w:t>
+      </w:r>
+      <w:proofErr w:type="spellEnd"/>
+      <w:r>
+        <w:t xml:space="preserve"> of Santa Maria della Pioggia.</w:t>
+      </w:r>
+    </w:p>
+    <w:p>
+      <w:r>
         <w:rPr>
           <w:noProof/>
         </w:rPr>
         <w:drawing>
-          <wp:inline distT="0" distB="0" distL="0" distR="0" wp14:anchorId="2F6EF821" wp14:editId="03D70C64">
+          <wp:inline distT="0" distB="0" distL="0" distR="0" wp14:anchorId="0AC5C8E1" wp14:editId="60B814A3">
             <wp:extent cx="5021580" cy="4739640"/>
             <wp:effectExtent l="0" t="0" r="7620" b="3810"/>
             <wp:docPr id="1608700671" name="Immagine 2" descr="Adorazione dei pastori"/>
@@ -64,13 +224,176 @@
     </w:p>
     <w:p>
       <w:r>
-        <w:t>[SPLIT_BLOCK:</w:t>
+        <w:t>[</w:t>
+      </w:r>
+      <w:proofErr w:type="spellStart"/>
+      <w:r>
+        <w:t>SPLIT_BLOCK:</w:t>
       </w:r>
       <w:r>
         <w:t>AdorazionePastori</w:t>
       </w:r>
       <w:r>
-        <w:t>.jpg]</w:t>
+        <w:t>.jpg</w:t>
+      </w:r>
+      <w:proofErr w:type="spellEnd"/>
+      <w:r>
+        <w:t>]</w:t>
+      </w:r>
+    </w:p>
+    <w:p/>
+    <w:p>
+      <w:pPr>
+        <w:rPr>
+          <w:b/>
+          <w:bCs/>
+        </w:rPr>
+      </w:pPr>
+      <w:r>
+        <w:rPr>
+          <w:b/>
+          <w:bCs/>
+        </w:rPr>
+        <w:t>Artist and Dating</w:t>
+      </w:r>
+    </w:p>
+    <w:p>
+      <w:r>
+        <w:t xml:space="preserve">Painted </w:t>
+      </w:r>
+      <w:proofErr w:type="spellStart"/>
+      <w:r>
+        <w:t>around</w:t>
+      </w:r>
+      <w:proofErr w:type="spellEnd"/>
+      <w:r>
+        <w:t xml:space="preserve"> </w:t>
+      </w:r>
+      <w:r>
+        <w:rPr>
+          <w:b/>
+          <w:bCs/>
+        </w:rPr>
+        <w:t>1595</w:t>
+      </w:r>
+      <w:r>
+        <w:t xml:space="preserve">, the work bears the signature of </w:t>
+      </w:r>
+      <w:r>
+        <w:rPr>
+          <w:b/>
+          <w:bCs/>
+        </w:rPr>
+        <w:t>Agostino Carracci</w:t>
+      </w:r>
+      <w:r>
+        <w:t xml:space="preserve"> (Bologna, 1557 – Parma, 1602). Agostino, the </w:t>
+      </w:r>
+      <w:proofErr w:type="spellStart"/>
+      <w:r>
+        <w:t>intellectual</w:t>
+      </w:r>
+      <w:proofErr w:type="spellEnd"/>
+      <w:r>
+        <w:t xml:space="preserve"> mind of the family, co-</w:t>
+      </w:r>
+      <w:proofErr w:type="spellStart"/>
+      <w:r>
+        <w:t>founded</w:t>
+      </w:r>
+      <w:proofErr w:type="spellEnd"/>
+      <w:r>
+        <w:t xml:space="preserve"> the </w:t>
+      </w:r>
+      <w:proofErr w:type="spellStart"/>
+      <w:r>
+        <w:t>famous</w:t>
+      </w:r>
+      <w:proofErr w:type="spellEnd"/>
+      <w:r>
+        <w:t xml:space="preserve"> </w:t>
+      </w:r>
+      <w:r>
+        <w:rPr>
+          <w:i/>
+          <w:iCs/>
+        </w:rPr>
+        <w:t>Accademia degli Incamminati</w:t>
+      </w:r>
+      <w:r>
+        <w:t xml:space="preserve"> in Bologna </w:t>
+      </w:r>
+      <w:proofErr w:type="spellStart"/>
+      <w:r>
+        <w:t>alongside</w:t>
+      </w:r>
+      <w:proofErr w:type="spellEnd"/>
+      <w:r>
+        <w:t xml:space="preserve"> </w:t>
+      </w:r>
+      <w:proofErr w:type="spellStart"/>
+      <w:r>
+        <w:t>his</w:t>
+      </w:r>
+      <w:proofErr w:type="spellEnd"/>
+      <w:r>
+        <w:t xml:space="preserve"> </w:t>
+      </w:r>
+      <w:proofErr w:type="spellStart"/>
+      <w:r>
+        <w:t>brother</w:t>
+      </w:r>
+      <w:proofErr w:type="spellEnd"/>
+      <w:r>
+        <w:t xml:space="preserve"> Annibale and </w:t>
+      </w:r>
+      <w:proofErr w:type="spellStart"/>
+      <w:r>
+        <w:t>cousin</w:t>
+      </w:r>
+      <w:proofErr w:type="spellEnd"/>
+      <w:r>
+        <w:t xml:space="preserve"> Ludovico, </w:t>
+      </w:r>
+      <w:proofErr w:type="spellStart"/>
+      <w:r>
+        <w:t>spearheading</w:t>
+      </w:r>
+      <w:proofErr w:type="spellEnd"/>
+      <w:r>
+        <w:t xml:space="preserve"> a </w:t>
+      </w:r>
+      <w:proofErr w:type="spellStart"/>
+      <w:r>
+        <w:t>reform</w:t>
+      </w:r>
+      <w:proofErr w:type="spellEnd"/>
+      <w:r>
+        <w:t xml:space="preserve"> in </w:t>
+      </w:r>
+      <w:proofErr w:type="spellStart"/>
+      <w:r>
+        <w:t>Italian</w:t>
+      </w:r>
+      <w:proofErr w:type="spellEnd"/>
+      <w:r>
+        <w:t xml:space="preserve"> painting </w:t>
+      </w:r>
+      <w:proofErr w:type="spellStart"/>
+      <w:r>
+        <w:t>toward</w:t>
+      </w:r>
+      <w:proofErr w:type="spellEnd"/>
+      <w:r>
+        <w:t xml:space="preserve"> a new </w:t>
+      </w:r>
+      <w:proofErr w:type="spellStart"/>
+      <w:r>
+        <w:t>naturalism</w:t>
+      </w:r>
+      <w:proofErr w:type="spellEnd"/>
+      <w:r>
+        <w:t>.</w:t>
       </w:r>
     </w:p>
     <w:p>
@@ -85,7 +408,643 @@
           <w:b/>
           <w:bCs/>
         </w:rPr>
-        <w:t>The Adoration of the Shepherds"</w:t>
+        <w:t>"</w:t>
+      </w:r>
+      <w:proofErr w:type="spellStart"/>
+      <w:r>
+        <w:rPr>
+          <w:b/>
+          <w:bCs/>
+        </w:rPr>
+        <w:t>Excessive</w:t>
+      </w:r>
+      <w:proofErr w:type="spellEnd"/>
+      <w:r>
+        <w:rPr>
+          <w:b/>
+          <w:bCs/>
+        </w:rPr>
+        <w:t xml:space="preserve"> </w:t>
+      </w:r>
+      <w:proofErr w:type="spellStart"/>
+      <w:r>
+        <w:rPr>
+          <w:b/>
+          <w:bCs/>
+        </w:rPr>
+        <w:t>Realism</w:t>
+      </w:r>
+      <w:proofErr w:type="spellEnd"/>
+      <w:r>
+        <w:rPr>
+          <w:b/>
+          <w:bCs/>
+        </w:rPr>
+        <w:t xml:space="preserve">" and </w:t>
+      </w:r>
+      <w:proofErr w:type="spellStart"/>
+      <w:r>
+        <w:rPr>
+          <w:b/>
+          <w:bCs/>
+        </w:rPr>
+        <w:t>Period</w:t>
+      </w:r>
+      <w:proofErr w:type="spellEnd"/>
+      <w:r>
+        <w:rPr>
+          <w:b/>
+          <w:bCs/>
+        </w:rPr>
+        <w:t xml:space="preserve"> </w:t>
+      </w:r>
+      <w:proofErr w:type="spellStart"/>
+      <w:r>
+        <w:rPr>
+          <w:b/>
+          <w:bCs/>
+        </w:rPr>
+        <w:t>Criticism</w:t>
+      </w:r>
+      <w:proofErr w:type="spellEnd"/>
+    </w:p>
+    <w:p>
+      <w:r>
+        <w:t xml:space="preserve">The painting </w:t>
+      </w:r>
+      <w:proofErr w:type="spellStart"/>
+      <w:r>
+        <w:t>is</w:t>
+      </w:r>
+      <w:proofErr w:type="spellEnd"/>
+      <w:r>
+        <w:t xml:space="preserve"> </w:t>
+      </w:r>
+      <w:proofErr w:type="spellStart"/>
+      <w:r>
+        <w:t>renowned</w:t>
+      </w:r>
+      <w:proofErr w:type="spellEnd"/>
+      <w:r>
+        <w:t xml:space="preserve"> for </w:t>
+      </w:r>
+      <w:proofErr w:type="spellStart"/>
+      <w:r>
+        <w:t>its</w:t>
+      </w:r>
+      <w:proofErr w:type="spellEnd"/>
+      <w:r>
+        <w:t xml:space="preserve"> </w:t>
+      </w:r>
+      <w:proofErr w:type="spellStart"/>
+      <w:r>
+        <w:t>extraordinary</w:t>
+      </w:r>
+      <w:proofErr w:type="spellEnd"/>
+      <w:r>
+        <w:t xml:space="preserve"> </w:t>
+      </w:r>
+      <w:proofErr w:type="spellStart"/>
+      <w:r>
+        <w:t>truthfulness</w:t>
+      </w:r>
+      <w:proofErr w:type="spellEnd"/>
+      <w:r>
+        <w:t xml:space="preserve"> and </w:t>
+      </w:r>
+      <w:proofErr w:type="spellStart"/>
+      <w:r>
+        <w:t>almost</w:t>
+      </w:r>
+      <w:proofErr w:type="spellEnd"/>
+      <w:r>
+        <w:t xml:space="preserve"> </w:t>
+      </w:r>
+      <w:proofErr w:type="spellStart"/>
+      <w:r>
+        <w:t>Flemish</w:t>
+      </w:r>
+      <w:proofErr w:type="spellEnd"/>
+      <w:r>
+        <w:t xml:space="preserve"> </w:t>
+      </w:r>
+      <w:proofErr w:type="spellStart"/>
+      <w:r>
+        <w:t>attention</w:t>
+      </w:r>
+      <w:proofErr w:type="spellEnd"/>
+      <w:r>
+        <w:t xml:space="preserve"> to </w:t>
+      </w:r>
+      <w:proofErr w:type="spellStart"/>
+      <w:r>
+        <w:t>detail</w:t>
+      </w:r>
+      <w:proofErr w:type="spellEnd"/>
+      <w:r>
+        <w:t xml:space="preserve">. </w:t>
+      </w:r>
+      <w:proofErr w:type="spellStart"/>
+      <w:r>
+        <w:t>However</w:t>
+      </w:r>
+      <w:proofErr w:type="spellEnd"/>
+      <w:r>
+        <w:t xml:space="preserve">, </w:t>
+      </w:r>
+      <w:proofErr w:type="spellStart"/>
+      <w:r>
+        <w:t>this</w:t>
+      </w:r>
+      <w:proofErr w:type="spellEnd"/>
+      <w:r>
+        <w:t xml:space="preserve"> </w:t>
+      </w:r>
+      <w:proofErr w:type="spellStart"/>
+      <w:r>
+        <w:t>expressive</w:t>
+      </w:r>
+      <w:proofErr w:type="spellEnd"/>
+      <w:r>
+        <w:t xml:space="preserve"> </w:t>
+      </w:r>
+      <w:proofErr w:type="spellStart"/>
+      <w:r>
+        <w:t>choice</w:t>
+      </w:r>
+      <w:proofErr w:type="spellEnd"/>
+      <w:r>
+        <w:t xml:space="preserve"> </w:t>
+      </w:r>
+      <w:proofErr w:type="spellStart"/>
+      <w:r>
+        <w:t>was</w:t>
+      </w:r>
+      <w:proofErr w:type="spellEnd"/>
+      <w:r>
+        <w:t xml:space="preserve"> </w:t>
+      </w:r>
+      <w:proofErr w:type="spellStart"/>
+      <w:r>
+        <w:t>not</w:t>
+      </w:r>
+      <w:proofErr w:type="spellEnd"/>
+      <w:r>
+        <w:t xml:space="preserve"> </w:t>
+      </w:r>
+      <w:proofErr w:type="spellStart"/>
+      <w:r>
+        <w:t>immediately</w:t>
+      </w:r>
+      <w:proofErr w:type="spellEnd"/>
+      <w:r>
+        <w:t xml:space="preserve"> </w:t>
+      </w:r>
+      <w:proofErr w:type="spellStart"/>
+      <w:r>
+        <w:t>welcomed</w:t>
+      </w:r>
+      <w:proofErr w:type="spellEnd"/>
+      <w:r>
+        <w:t xml:space="preserve"> with favor.</w:t>
+      </w:r>
+    </w:p>
+    <w:p>
+      <w:proofErr w:type="spellStart"/>
+      <w:r>
+        <w:t>As</w:t>
+      </w:r>
+      <w:proofErr w:type="spellEnd"/>
+      <w:r>
+        <w:t xml:space="preserve"> </w:t>
+      </w:r>
+      <w:proofErr w:type="spellStart"/>
+      <w:r>
+        <w:t>remembered</w:t>
+      </w:r>
+      <w:proofErr w:type="spellEnd"/>
+      <w:r>
+        <w:t xml:space="preserve"> by the </w:t>
+      </w:r>
+      <w:proofErr w:type="spellStart"/>
+      <w:r>
+        <w:t>Baroque</w:t>
+      </w:r>
+      <w:proofErr w:type="spellEnd"/>
+      <w:r>
+        <w:t xml:space="preserve"> </w:t>
+      </w:r>
+      <w:proofErr w:type="spellStart"/>
+      <w:r>
+        <w:t>historiographer</w:t>
+      </w:r>
+      <w:proofErr w:type="spellEnd"/>
+      <w:r>
+        <w:t xml:space="preserve"> </w:t>
+      </w:r>
+      <w:r>
+        <w:rPr>
+          <w:b/>
+          <w:bCs/>
+        </w:rPr>
+        <w:t>Carlo Cesare Malvasia</w:t>
+      </w:r>
+      <w:r>
+        <w:t xml:space="preserve"> in </w:t>
+      </w:r>
+      <w:proofErr w:type="spellStart"/>
+      <w:r>
+        <w:t>his</w:t>
+      </w:r>
+      <w:proofErr w:type="spellEnd"/>
+      <w:r>
+        <w:t xml:space="preserve"> </w:t>
+      </w:r>
+      <w:r>
+        <w:rPr>
+          <w:i/>
+          <w:iCs/>
+        </w:rPr>
+        <w:t>Felsina Pittrice</w:t>
+      </w:r>
+      <w:r>
+        <w:t xml:space="preserve"> (1678), </w:t>
+      </w:r>
+      <w:proofErr w:type="spellStart"/>
+      <w:r>
+        <w:t>contemporaries</w:t>
+      </w:r>
+      <w:proofErr w:type="spellEnd"/>
+      <w:r>
+        <w:t xml:space="preserve"> </w:t>
+      </w:r>
+      <w:proofErr w:type="spellStart"/>
+      <w:r>
+        <w:t>were</w:t>
+      </w:r>
+      <w:proofErr w:type="spellEnd"/>
+      <w:r>
+        <w:t xml:space="preserve"> </w:t>
+      </w:r>
+      <w:proofErr w:type="spellStart"/>
+      <w:r>
+        <w:t>unsettled</w:t>
+      </w:r>
+      <w:proofErr w:type="spellEnd"/>
+      <w:r>
+        <w:t xml:space="preserve"> by the "</w:t>
+      </w:r>
+      <w:proofErr w:type="spellStart"/>
+      <w:r>
+        <w:t>humble</w:t>
+      </w:r>
+      <w:proofErr w:type="spellEnd"/>
+      <w:r>
+        <w:t xml:space="preserve">" </w:t>
+      </w:r>
+      <w:proofErr w:type="spellStart"/>
+      <w:r>
+        <w:t>naturalism</w:t>
+      </w:r>
+      <w:proofErr w:type="spellEnd"/>
+      <w:r>
+        <w:t xml:space="preserve"> of the Carracci. At the </w:t>
+      </w:r>
+      <w:r>
+        <w:lastRenderedPageBreak/>
+        <w:t xml:space="preserve">time, </w:t>
+      </w:r>
+      <w:proofErr w:type="spellStart"/>
+      <w:r>
+        <w:t>portraying</w:t>
+      </w:r>
+      <w:proofErr w:type="spellEnd"/>
+      <w:r>
+        <w:t xml:space="preserve"> </w:t>
+      </w:r>
+      <w:proofErr w:type="spellStart"/>
+      <w:r>
+        <w:t>shepherds</w:t>
+      </w:r>
+      <w:proofErr w:type="spellEnd"/>
+      <w:r>
+        <w:t xml:space="preserve"> with </w:t>
+      </w:r>
+      <w:proofErr w:type="spellStart"/>
+      <w:r>
+        <w:t>faces</w:t>
+      </w:r>
+      <w:proofErr w:type="spellEnd"/>
+      <w:r>
+        <w:t xml:space="preserve"> </w:t>
+      </w:r>
+      <w:proofErr w:type="spellStart"/>
+      <w:r>
+        <w:t>marked</w:t>
+      </w:r>
+      <w:proofErr w:type="spellEnd"/>
+      <w:r>
+        <w:t xml:space="preserve"> by </w:t>
+      </w:r>
+      <w:proofErr w:type="spellStart"/>
+      <w:r>
+        <w:t>hardship</w:t>
+      </w:r>
+      <w:proofErr w:type="spellEnd"/>
+      <w:r>
+        <w:t xml:space="preserve">, </w:t>
+      </w:r>
+      <w:proofErr w:type="spellStart"/>
+      <w:r>
+        <w:t>modest</w:t>
+      </w:r>
+      <w:proofErr w:type="spellEnd"/>
+      <w:r>
+        <w:t xml:space="preserve"> </w:t>
+      </w:r>
+      <w:proofErr w:type="spellStart"/>
+      <w:r>
+        <w:t>clothing</w:t>
+      </w:r>
+      <w:proofErr w:type="spellEnd"/>
+      <w:r>
+        <w:t xml:space="preserve">, or </w:t>
+      </w:r>
+      <w:proofErr w:type="spellStart"/>
+      <w:r>
+        <w:t>overly</w:t>
+      </w:r>
+      <w:proofErr w:type="spellEnd"/>
+      <w:r>
+        <w:t xml:space="preserve"> </w:t>
+      </w:r>
+      <w:proofErr w:type="spellStart"/>
+      <w:r>
+        <w:t>realistic</w:t>
+      </w:r>
+      <w:proofErr w:type="spellEnd"/>
+      <w:r>
+        <w:t xml:space="preserve"> </w:t>
+      </w:r>
+      <w:proofErr w:type="spellStart"/>
+      <w:r>
+        <w:t>physical</w:t>
+      </w:r>
+      <w:proofErr w:type="spellEnd"/>
+      <w:r>
+        <w:t xml:space="preserve"> </w:t>
+      </w:r>
+      <w:proofErr w:type="spellStart"/>
+      <w:r>
+        <w:t>details</w:t>
+      </w:r>
+      <w:proofErr w:type="spellEnd"/>
+      <w:r>
+        <w:t xml:space="preserve"> (</w:t>
+      </w:r>
+      <w:proofErr w:type="spellStart"/>
+      <w:r>
+        <w:t>such</w:t>
+      </w:r>
+      <w:proofErr w:type="spellEnd"/>
+      <w:r>
+        <w:t xml:space="preserve"> </w:t>
+      </w:r>
+      <w:proofErr w:type="spellStart"/>
+      <w:r>
+        <w:t>as</w:t>
+      </w:r>
+      <w:proofErr w:type="spellEnd"/>
+      <w:r>
+        <w:t xml:space="preserve"> the </w:t>
+      </w:r>
+      <w:proofErr w:type="spellStart"/>
+      <w:r>
+        <w:t>famous</w:t>
+      </w:r>
+      <w:proofErr w:type="spellEnd"/>
+      <w:r>
+        <w:t xml:space="preserve"> </w:t>
+      </w:r>
+      <w:proofErr w:type="spellStart"/>
+      <w:r>
+        <w:t>calloused</w:t>
+      </w:r>
+      <w:proofErr w:type="spellEnd"/>
+      <w:r>
+        <w:t xml:space="preserve"> feet </w:t>
+      </w:r>
+      <w:proofErr w:type="spellStart"/>
+      <w:r>
+        <w:t>criticized</w:t>
+      </w:r>
+      <w:proofErr w:type="spellEnd"/>
+      <w:r>
+        <w:t xml:space="preserve"> in St. Francis in </w:t>
+      </w:r>
+      <w:proofErr w:type="spellStart"/>
+      <w:r>
+        <w:t>other</w:t>
+      </w:r>
+      <w:proofErr w:type="spellEnd"/>
+      <w:r>
+        <w:t xml:space="preserve"> Carracci </w:t>
+      </w:r>
+      <w:proofErr w:type="spellStart"/>
+      <w:r>
+        <w:t>altarpieces</w:t>
+      </w:r>
+      <w:proofErr w:type="spellEnd"/>
+      <w:r>
+        <w:t xml:space="preserve">) </w:t>
+      </w:r>
+      <w:proofErr w:type="spellStart"/>
+      <w:r>
+        <w:t>was</w:t>
+      </w:r>
+      <w:proofErr w:type="spellEnd"/>
+      <w:r>
+        <w:t xml:space="preserve"> </w:t>
+      </w:r>
+      <w:proofErr w:type="spellStart"/>
+      <w:r>
+        <w:t>deemed</w:t>
+      </w:r>
+      <w:proofErr w:type="spellEnd"/>
+      <w:r>
+        <w:t xml:space="preserve"> "</w:t>
+      </w:r>
+      <w:proofErr w:type="spellStart"/>
+      <w:r>
+        <w:t>excessive</w:t>
+      </w:r>
+      <w:proofErr w:type="spellEnd"/>
+      <w:r>
+        <w:t xml:space="preserve">" and </w:t>
+      </w:r>
+      <w:proofErr w:type="spellStart"/>
+      <w:r>
+        <w:t>lacking</w:t>
+      </w:r>
+      <w:proofErr w:type="spellEnd"/>
+      <w:r>
+        <w:t xml:space="preserve"> </w:t>
+      </w:r>
+      <w:proofErr w:type="spellStart"/>
+      <w:r>
+        <w:t>religious</w:t>
+      </w:r>
+      <w:proofErr w:type="spellEnd"/>
+      <w:r>
+        <w:t xml:space="preserve"> </w:t>
+      </w:r>
+      <w:proofErr w:type="spellStart"/>
+      <w:r>
+        <w:t>decorum</w:t>
+      </w:r>
+      <w:proofErr w:type="spellEnd"/>
+      <w:r>
+        <w:t>.</w:t>
+      </w:r>
+    </w:p>
+    <w:p>
+      <w:r>
+        <w:t xml:space="preserve">For </w:t>
+      </w:r>
+      <w:proofErr w:type="spellStart"/>
+      <w:r>
+        <w:t>modern</w:t>
+      </w:r>
+      <w:proofErr w:type="spellEnd"/>
+      <w:r>
+        <w:t xml:space="preserve"> </w:t>
+      </w:r>
+      <w:proofErr w:type="spellStart"/>
+      <w:r>
+        <w:t>criticism</w:t>
+      </w:r>
+      <w:proofErr w:type="spellEnd"/>
+      <w:r>
+        <w:t xml:space="preserve">, </w:t>
+      </w:r>
+      <w:proofErr w:type="spellStart"/>
+      <w:r>
+        <w:t>however</w:t>
+      </w:r>
+      <w:proofErr w:type="spellEnd"/>
+      <w:r>
+        <w:t xml:space="preserve">, </w:t>
+      </w:r>
+      <w:proofErr w:type="spellStart"/>
+      <w:r>
+        <w:t>this</w:t>
+      </w:r>
+      <w:proofErr w:type="spellEnd"/>
+      <w:r>
+        <w:t xml:space="preserve"> </w:t>
+      </w:r>
+      <w:proofErr w:type="spellStart"/>
+      <w:r>
+        <w:t>approach</w:t>
+      </w:r>
+      <w:proofErr w:type="spellEnd"/>
+      <w:r>
+        <w:t xml:space="preserve"> strips the </w:t>
+      </w:r>
+      <w:proofErr w:type="spellStart"/>
+      <w:r>
+        <w:t>sacred</w:t>
+      </w:r>
+      <w:proofErr w:type="spellEnd"/>
+      <w:r>
+        <w:t xml:space="preserve"> scene of </w:t>
+      </w:r>
+      <w:proofErr w:type="spellStart"/>
+      <w:r>
+        <w:t>rhetorical</w:t>
+      </w:r>
+      <w:proofErr w:type="spellEnd"/>
+      <w:r>
+        <w:t xml:space="preserve"> </w:t>
+      </w:r>
+      <w:proofErr w:type="spellStart"/>
+      <w:r>
+        <w:t>stiffness</w:t>
+      </w:r>
+      <w:proofErr w:type="spellEnd"/>
+      <w:r>
+        <w:t xml:space="preserve">, grounding the divine event in </w:t>
+      </w:r>
+      <w:proofErr w:type="spellStart"/>
+      <w:r>
+        <w:t>everyday</w:t>
+      </w:r>
+      <w:proofErr w:type="spellEnd"/>
+      <w:r>
+        <w:t xml:space="preserve"> reality and </w:t>
+      </w:r>
+      <w:proofErr w:type="spellStart"/>
+      <w:r>
+        <w:t>establishing</w:t>
+      </w:r>
+      <w:proofErr w:type="spellEnd"/>
+      <w:r>
+        <w:t xml:space="preserve"> the Carracci </w:t>
+      </w:r>
+      <w:proofErr w:type="spellStart"/>
+      <w:r>
+        <w:t>as</w:t>
+      </w:r>
+      <w:proofErr w:type="spellEnd"/>
+      <w:r>
+        <w:t xml:space="preserve"> </w:t>
+      </w:r>
+      <w:proofErr w:type="spellStart"/>
+      <w:r>
+        <w:t>great</w:t>
+      </w:r>
+      <w:proofErr w:type="spellEnd"/>
+      <w:r>
+        <w:t xml:space="preserve"> </w:t>
+      </w:r>
+      <w:proofErr w:type="spellStart"/>
+      <w:r>
+        <w:t>pioneers</w:t>
+      </w:r>
+      <w:proofErr w:type="spellEnd"/>
+      <w:r>
+        <w:t xml:space="preserve"> of </w:t>
+      </w:r>
+      <w:proofErr w:type="spellStart"/>
+      <w:r>
+        <w:t>European</w:t>
+      </w:r>
+      <w:proofErr w:type="spellEnd"/>
+      <w:r>
+        <w:t xml:space="preserve"> </w:t>
+      </w:r>
+      <w:proofErr w:type="spellStart"/>
+      <w:r>
+        <w:t>Baroque</w:t>
+      </w:r>
+      <w:proofErr w:type="spellEnd"/>
+      <w:r>
+        <w:t xml:space="preserve"> painting.</w:t>
+      </w:r>
+    </w:p>
+    <w:p>
+      <w:pPr>
+        <w:rPr>
+          <w:b/>
+          <w:bCs/>
+        </w:rPr>
+      </w:pPr>
+      <w:r>
+        <w:rPr>
+          <w:b/>
+          <w:bCs/>
+        </w:rPr>
+        <w:t>Trivia and Insights</w:t>
       </w:r>
     </w:p>
     <w:p>
@@ -100,20 +1059,210 @@
           <w:b/>
           <w:bCs/>
         </w:rPr>
-        <w:t xml:space="preserve">Artist: </w:t>
-      </w:r>
-      <w:r>
-        <w:t xml:space="preserve">The work is attributed to </w:t>
-      </w:r>
-      <w:r>
-        <w:rPr>
-          <w:b/>
-          <w:bCs/>
-        </w:rPr>
-        <w:t xml:space="preserve">Agostino Carracci </w:t>
-      </w:r>
-      <w:r>
-        <w:t>(Bologna, 1557 – Parma, 1602), one of the founders of the Accademia degli Incamminati, together with his brother Annibale and his cousin Ludovico.</w:t>
+        <w:t xml:space="preserve">Agostino the </w:t>
+      </w:r>
+      <w:proofErr w:type="spellStart"/>
+      <w:r>
+        <w:rPr>
+          <w:b/>
+          <w:bCs/>
+        </w:rPr>
+        <w:t>Engraver</w:t>
+      </w:r>
+      <w:proofErr w:type="spellEnd"/>
+      <w:r>
+        <w:rPr>
+          <w:b/>
+          <w:bCs/>
+        </w:rPr>
+        <w:t>:</w:t>
+      </w:r>
+      <w:r>
+        <w:t xml:space="preserve"> Agostino </w:t>
+      </w:r>
+      <w:proofErr w:type="spellStart"/>
+      <w:r>
+        <w:t>was</w:t>
+      </w:r>
+      <w:proofErr w:type="spellEnd"/>
+      <w:r>
+        <w:t xml:space="preserve"> </w:t>
+      </w:r>
+      <w:proofErr w:type="spellStart"/>
+      <w:r>
+        <w:t>not</w:t>
+      </w:r>
+      <w:proofErr w:type="spellEnd"/>
+      <w:r>
+        <w:t xml:space="preserve"> </w:t>
+      </w:r>
+      <w:proofErr w:type="spellStart"/>
+      <w:r>
+        <w:t>only</w:t>
+      </w:r>
+      <w:proofErr w:type="spellEnd"/>
+      <w:r>
+        <w:t xml:space="preserve"> a </w:t>
+      </w:r>
+      <w:proofErr w:type="spellStart"/>
+      <w:r>
+        <w:t>painter</w:t>
+      </w:r>
+      <w:proofErr w:type="spellEnd"/>
+      <w:r>
+        <w:t xml:space="preserve">, </w:t>
+      </w:r>
+      <w:proofErr w:type="spellStart"/>
+      <w:r>
+        <w:t>but</w:t>
+      </w:r>
+      <w:proofErr w:type="spellEnd"/>
+      <w:r>
+        <w:t xml:space="preserve"> </w:t>
+      </w:r>
+      <w:proofErr w:type="spellStart"/>
+      <w:r>
+        <w:t>also</w:t>
+      </w:r>
+      <w:proofErr w:type="spellEnd"/>
+      <w:r>
+        <w:t xml:space="preserve"> one of the </w:t>
+      </w:r>
+      <w:proofErr w:type="spellStart"/>
+      <w:r>
+        <w:t>greatest</w:t>
+      </w:r>
+      <w:proofErr w:type="spellEnd"/>
+      <w:r>
+        <w:t xml:space="preserve"> </w:t>
+      </w:r>
+      <w:proofErr w:type="spellStart"/>
+      <w:r>
+        <w:t>engravers</w:t>
+      </w:r>
+      <w:proofErr w:type="spellEnd"/>
+      <w:r>
+        <w:t xml:space="preserve"> of the Renaissance and </w:t>
+      </w:r>
+      <w:proofErr w:type="spellStart"/>
+      <w:r>
+        <w:t>Baroque</w:t>
+      </w:r>
+      <w:proofErr w:type="spellEnd"/>
+      <w:r>
+        <w:t xml:space="preserve"> </w:t>
+      </w:r>
+      <w:proofErr w:type="spellStart"/>
+      <w:r>
+        <w:t>eras</w:t>
+      </w:r>
+      <w:proofErr w:type="spellEnd"/>
+      <w:r>
+        <w:t xml:space="preserve">. His </w:t>
+      </w:r>
+      <w:proofErr w:type="spellStart"/>
+      <w:r>
+        <w:t>mastery</w:t>
+      </w:r>
+      <w:proofErr w:type="spellEnd"/>
+      <w:r>
+        <w:t xml:space="preserve"> of technical </w:t>
+      </w:r>
+      <w:proofErr w:type="spellStart"/>
+      <w:r>
+        <w:t>drawing</w:t>
+      </w:r>
+      <w:proofErr w:type="spellEnd"/>
+      <w:r>
+        <w:t xml:space="preserve"> and light rendition </w:t>
+      </w:r>
+      <w:proofErr w:type="spellStart"/>
+      <w:r>
+        <w:t>is</w:t>
+      </w:r>
+      <w:proofErr w:type="spellEnd"/>
+      <w:r>
+        <w:t xml:space="preserve"> </w:t>
+      </w:r>
+      <w:proofErr w:type="spellStart"/>
+      <w:r>
+        <w:t>clearly</w:t>
+      </w:r>
+      <w:proofErr w:type="spellEnd"/>
+      <w:r>
+        <w:t xml:space="preserve"> </w:t>
+      </w:r>
+      <w:proofErr w:type="spellStart"/>
+      <w:r>
+        <w:t>reflected</w:t>
+      </w:r>
+      <w:proofErr w:type="spellEnd"/>
+      <w:r>
+        <w:t xml:space="preserve"> in the chiaroscuro </w:t>
+      </w:r>
+      <w:proofErr w:type="spellStart"/>
+      <w:r>
+        <w:t>contrasts</w:t>
+      </w:r>
+      <w:proofErr w:type="spellEnd"/>
+      <w:r>
+        <w:t xml:space="preserve"> of </w:t>
+      </w:r>
+      <w:proofErr w:type="spellStart"/>
+      <w:r>
+        <w:t>this</w:t>
+      </w:r>
+      <w:proofErr w:type="spellEnd"/>
+      <w:r>
+        <w:t xml:space="preserve"> work, </w:t>
+      </w:r>
+      <w:proofErr w:type="spellStart"/>
+      <w:r>
+        <w:t>where</w:t>
+      </w:r>
+      <w:proofErr w:type="spellEnd"/>
+      <w:r>
+        <w:t xml:space="preserve"> light </w:t>
+      </w:r>
+      <w:proofErr w:type="spellStart"/>
+      <w:r>
+        <w:t>seems</w:t>
+      </w:r>
+      <w:proofErr w:type="spellEnd"/>
+      <w:r>
+        <w:t xml:space="preserve"> to emanate </w:t>
+      </w:r>
+      <w:proofErr w:type="spellStart"/>
+      <w:r>
+        <w:t>directly</w:t>
+      </w:r>
+      <w:proofErr w:type="spellEnd"/>
+      <w:r>
+        <w:t xml:space="preserve"> from the Infant Jesus to illuminate the </w:t>
+      </w:r>
+      <w:proofErr w:type="spellStart"/>
+      <w:r>
+        <w:t>rugged</w:t>
+      </w:r>
+      <w:proofErr w:type="spellEnd"/>
+      <w:r>
+        <w:t xml:space="preserve"> </w:t>
+      </w:r>
+      <w:proofErr w:type="spellStart"/>
+      <w:r>
+        <w:t>faces</w:t>
+      </w:r>
+      <w:proofErr w:type="spellEnd"/>
+      <w:r>
+        <w:t xml:space="preserve"> of the </w:t>
+      </w:r>
+      <w:proofErr w:type="spellStart"/>
+      <w:r>
+        <w:t>shepherds</w:t>
+      </w:r>
+      <w:proofErr w:type="spellEnd"/>
+      <w:r>
+        <w:t>.</w:t>
       </w:r>
     </w:p>
     <w:p>
@@ -128,110 +1277,663 @@
           <w:b/>
           <w:bCs/>
         </w:rPr>
-        <w:t xml:space="preserve">Date: </w:t>
-      </w:r>
-      <w:r>
-        <w:t xml:space="preserve">It was painted around </w:t>
-      </w:r>
-      <w:r>
-        <w:rPr>
-          <w:b/>
-          <w:bCs/>
-        </w:rPr>
-        <w:t xml:space="preserve">1595 </w:t>
-      </w:r>
-      <w:r>
-        <w:t>.</w:t>
+        <w:t xml:space="preserve">Masters of </w:t>
+      </w:r>
+      <w:proofErr w:type="spellStart"/>
+      <w:r>
+        <w:rPr>
+          <w:b/>
+          <w:bCs/>
+        </w:rPr>
+        <w:t>Detail</w:t>
+      </w:r>
+      <w:proofErr w:type="spellEnd"/>
+      <w:r>
+        <w:rPr>
+          <w:b/>
+          <w:bCs/>
+        </w:rPr>
+        <w:t>:</w:t>
+      </w:r>
+      <w:r>
+        <w:t xml:space="preserve"> </w:t>
+      </w:r>
+      <w:proofErr w:type="spellStart"/>
+      <w:r>
+        <w:t>Compared</w:t>
+      </w:r>
+      <w:proofErr w:type="spellEnd"/>
+      <w:r>
+        <w:t xml:space="preserve"> to </w:t>
+      </w:r>
+      <w:proofErr w:type="spellStart"/>
+      <w:r>
+        <w:t>his</w:t>
+      </w:r>
+      <w:proofErr w:type="spellEnd"/>
+      <w:r>
+        <w:t xml:space="preserve"> </w:t>
+      </w:r>
+      <w:proofErr w:type="spellStart"/>
+      <w:r>
+        <w:t>brother</w:t>
+      </w:r>
+      <w:proofErr w:type="spellEnd"/>
+      <w:r>
+        <w:t xml:space="preserve"> Annibale (more </w:t>
+      </w:r>
+      <w:proofErr w:type="spellStart"/>
+      <w:r>
+        <w:t>emotional</w:t>
+      </w:r>
+      <w:proofErr w:type="spellEnd"/>
+      <w:r>
+        <w:t xml:space="preserve"> and </w:t>
+      </w:r>
+      <w:proofErr w:type="spellStart"/>
+      <w:r>
+        <w:t>direct</w:t>
+      </w:r>
+      <w:proofErr w:type="spellEnd"/>
+      <w:r>
+        <w:t xml:space="preserve">) and </w:t>
+      </w:r>
+      <w:proofErr w:type="spellStart"/>
+      <w:r>
+        <w:t>his</w:t>
+      </w:r>
+      <w:proofErr w:type="spellEnd"/>
+      <w:r>
+        <w:t xml:space="preserve"> </w:t>
+      </w:r>
+      <w:proofErr w:type="spellStart"/>
+      <w:r>
+        <w:t>cousin</w:t>
+      </w:r>
+      <w:proofErr w:type="spellEnd"/>
+      <w:r>
+        <w:t xml:space="preserve"> Ludovico (more </w:t>
+      </w:r>
+      <w:proofErr w:type="spellStart"/>
+      <w:r>
+        <w:t>dramatic</w:t>
+      </w:r>
+      <w:proofErr w:type="spellEnd"/>
+      <w:r>
+        <w:t xml:space="preserve">), Agostino </w:t>
+      </w:r>
+      <w:proofErr w:type="spellStart"/>
+      <w:r>
+        <w:t>was</w:t>
+      </w:r>
+      <w:proofErr w:type="spellEnd"/>
+      <w:r>
+        <w:t xml:space="preserve"> the </w:t>
+      </w:r>
+      <w:proofErr w:type="spellStart"/>
+      <w:r>
+        <w:t>scholar</w:t>
+      </w:r>
+      <w:proofErr w:type="spellEnd"/>
+      <w:r>
+        <w:t xml:space="preserve"> of the group: he </w:t>
+      </w:r>
+      <w:proofErr w:type="spellStart"/>
+      <w:r>
+        <w:t>rigorously</w:t>
+      </w:r>
+      <w:proofErr w:type="spellEnd"/>
+      <w:r>
+        <w:t xml:space="preserve"> </w:t>
+      </w:r>
+      <w:proofErr w:type="spellStart"/>
+      <w:r>
+        <w:t>studied</w:t>
+      </w:r>
+      <w:proofErr w:type="spellEnd"/>
+      <w:r>
+        <w:t xml:space="preserve"> </w:t>
+      </w:r>
+      <w:proofErr w:type="spellStart"/>
+      <w:r>
+        <w:t>anatomy</w:t>
+      </w:r>
+      <w:proofErr w:type="spellEnd"/>
+      <w:r>
+        <w:t xml:space="preserve">, </w:t>
+      </w:r>
+      <w:proofErr w:type="spellStart"/>
+      <w:r>
+        <w:t>perspective</w:t>
+      </w:r>
+      <w:proofErr w:type="spellEnd"/>
+      <w:r>
+        <w:t xml:space="preserve">, and </w:t>
+      </w:r>
+      <w:proofErr w:type="spellStart"/>
+      <w:r>
+        <w:t>classical</w:t>
+      </w:r>
+      <w:proofErr w:type="spellEnd"/>
+      <w:r>
+        <w:t xml:space="preserve"> sources, </w:t>
+      </w:r>
+      <w:proofErr w:type="spellStart"/>
+      <w:r>
+        <w:t>infusing</w:t>
+      </w:r>
+      <w:proofErr w:type="spellEnd"/>
+      <w:r>
+        <w:t xml:space="preserve"> </w:t>
+      </w:r>
+      <w:proofErr w:type="spellStart"/>
+      <w:r>
+        <w:t>this</w:t>
+      </w:r>
+      <w:proofErr w:type="spellEnd"/>
+      <w:r>
+        <w:t xml:space="preserve"> work with a </w:t>
+      </w:r>
+      <w:proofErr w:type="spellStart"/>
+      <w:r>
+        <w:t>perfect</w:t>
+      </w:r>
+      <w:proofErr w:type="spellEnd"/>
+      <w:r>
+        <w:t xml:space="preserve"> </w:t>
+      </w:r>
+      <w:proofErr w:type="spellStart"/>
+      <w:r>
+        <w:t>compositional</w:t>
+      </w:r>
+      <w:proofErr w:type="spellEnd"/>
+      <w:r>
+        <w:t xml:space="preserve"> balance.</w:t>
       </w:r>
     </w:p>
     <w:p>
       <w:pPr>
-        <w:numPr>
-          <w:ilvl w:val="0"/>
-          <w:numId w:val="1"/>
-        </w:numPr>
+        <w:rPr>
+          <w:b/>
+          <w:bCs/>
+        </w:rPr>
       </w:pPr>
       <w:r>
         <w:rPr>
           <w:b/>
           <w:bCs/>
         </w:rPr>
-        <w:t xml:space="preserve">Location: </w:t>
-      </w:r>
-      <w:r>
-        <w:t xml:space="preserve">It is located in the </w:t>
-      </w:r>
-      <w:r>
-        <w:rPr>
-          <w:b/>
-          <w:bCs/>
-        </w:rPr>
-        <w:t xml:space="preserve">first chapel on the left </w:t>
-      </w:r>
-      <w:r>
-        <w:t>of the church.</w:t>
-      </w:r>
+        <w:t xml:space="preserve">War </w:t>
+      </w:r>
+      <w:proofErr w:type="spellStart"/>
+      <w:r>
+        <w:rPr>
+          <w:b/>
+          <w:bCs/>
+        </w:rPr>
+        <w:t>Tragedy</w:t>
+      </w:r>
+      <w:proofErr w:type="spellEnd"/>
+      <w:r>
+        <w:rPr>
+          <w:b/>
+          <w:bCs/>
+        </w:rPr>
+        <w:t xml:space="preserve"> and </w:t>
+      </w:r>
+      <w:proofErr w:type="spellStart"/>
+      <w:r>
+        <w:rPr>
+          <w:b/>
+          <w:bCs/>
+        </w:rPr>
+        <w:t>Restoration</w:t>
+      </w:r>
+      <w:proofErr w:type="spellEnd"/>
     </w:p>
     <w:p>
-      <w:pPr>
-        <w:numPr>
-          <w:ilvl w:val="0"/>
-          <w:numId w:val="1"/>
-        </w:numPr>
-      </w:pPr>
-      <w:r>
-        <w:rPr>
-          <w:b/>
-          <w:bCs/>
-        </w:rPr>
-        <w:t xml:space="preserve">Characteristics: </w:t>
-      </w:r>
-      <w:r>
-        <w:t xml:space="preserve">The painting is known for its </w:t>
-      </w:r>
-      <w:r>
-        <w:rPr>
-          <w:b/>
-          <w:bCs/>
-        </w:rPr>
-        <w:t xml:space="preserve">marked realism </w:t>
-      </w:r>
-      <w:r>
-        <w:t>, a characteristic that, according to historical sources (such as Malvasia in "Felsina Pittrice"), aroused criticism at the time for details considered "excessive" (such as the calloused feet of Saint Francis in another similar work or the naturalism of the Christ Child). For modern critics, this realism instead represents a moment of rupture and innovation.</w:t>
-      </w:r>
-    </w:p>
-    <w:p>
-      <w:pPr>
-        <w:numPr>
-          <w:ilvl w:val="0"/>
-          <w:numId w:val="1"/>
-        </w:numPr>
-      </w:pPr>
-      <w:r>
-        <w:rPr>
-          <w:b/>
-          <w:bCs/>
-        </w:rPr>
-        <w:t xml:space="preserve">State of Conservation: </w:t>
-      </w:r>
-      <w:r>
-        <w:t xml:space="preserve">The work was </w:t>
-      </w:r>
-      <w:r>
-        <w:rPr>
-          <w:b/>
-          <w:bCs/>
-        </w:rPr>
-        <w:t xml:space="preserve">damaged </w:t>
-      </w:r>
-      <w:r>
-        <w:t>by fire during the bombings of the Second World War.</w:t>
+      <w:r>
+        <w:t xml:space="preserve">During </w:t>
+      </w:r>
+      <w:r>
+        <w:rPr>
+          <w:b/>
+          <w:bCs/>
+        </w:rPr>
+        <w:t>World War II</w:t>
+      </w:r>
+      <w:r>
+        <w:t xml:space="preserve">, the </w:t>
+      </w:r>
+      <w:proofErr w:type="spellStart"/>
+      <w:r>
+        <w:t>church</w:t>
+      </w:r>
+      <w:proofErr w:type="spellEnd"/>
+      <w:r>
+        <w:t xml:space="preserve"> </w:t>
+      </w:r>
+      <w:proofErr w:type="spellStart"/>
+      <w:r>
+        <w:t>was</w:t>
+      </w:r>
+      <w:proofErr w:type="spellEnd"/>
+      <w:r>
+        <w:t xml:space="preserve"> hit by </w:t>
+      </w:r>
+      <w:proofErr w:type="spellStart"/>
+      <w:r>
+        <w:t>Allied</w:t>
+      </w:r>
+      <w:proofErr w:type="spellEnd"/>
+      <w:r>
+        <w:t xml:space="preserve"> </w:t>
+      </w:r>
+      <w:proofErr w:type="spellStart"/>
+      <w:r>
+        <w:t>bombardments</w:t>
+      </w:r>
+      <w:proofErr w:type="spellEnd"/>
+      <w:r>
+        <w:t xml:space="preserve"> </w:t>
+      </w:r>
+      <w:proofErr w:type="spellStart"/>
+      <w:r>
+        <w:t>that</w:t>
+      </w:r>
+      <w:proofErr w:type="spellEnd"/>
+      <w:r>
+        <w:t xml:space="preserve"> </w:t>
+      </w:r>
+      <w:proofErr w:type="spellStart"/>
+      <w:r>
+        <w:t>triggered</w:t>
+      </w:r>
+      <w:proofErr w:type="spellEnd"/>
+      <w:r>
+        <w:t xml:space="preserve"> a </w:t>
+      </w:r>
+      <w:proofErr w:type="spellStart"/>
+      <w:r>
+        <w:t>devastating</w:t>
+      </w:r>
+      <w:proofErr w:type="spellEnd"/>
+      <w:r>
+        <w:t xml:space="preserve"> </w:t>
+      </w:r>
+      <w:proofErr w:type="spellStart"/>
+      <w:r>
+        <w:t>fire</w:t>
+      </w:r>
+      <w:proofErr w:type="spellEnd"/>
+      <w:r>
+        <w:t xml:space="preserve"> inside the </w:t>
+      </w:r>
+      <w:proofErr w:type="spellStart"/>
+      <w:r>
+        <w:t>chapel</w:t>
+      </w:r>
+      <w:proofErr w:type="spellEnd"/>
+      <w:r>
+        <w:t xml:space="preserve">. The artwork </w:t>
+      </w:r>
+      <w:proofErr w:type="spellStart"/>
+      <w:r>
+        <w:t>came</w:t>
+      </w:r>
+      <w:proofErr w:type="spellEnd"/>
+      <w:r>
+        <w:t xml:space="preserve"> close to </w:t>
+      </w:r>
+      <w:proofErr w:type="spellStart"/>
+      <w:r>
+        <w:t>permanent</w:t>
+      </w:r>
+      <w:proofErr w:type="spellEnd"/>
+      <w:r>
+        <w:t xml:space="preserve"> </w:t>
+      </w:r>
+      <w:proofErr w:type="spellStart"/>
+      <w:r>
+        <w:t>destruction</w:t>
+      </w:r>
+      <w:proofErr w:type="spellEnd"/>
+      <w:r>
+        <w:t xml:space="preserve">: the canvas </w:t>
+      </w:r>
+      <w:proofErr w:type="spellStart"/>
+      <w:r>
+        <w:t>suffered</w:t>
+      </w:r>
+      <w:proofErr w:type="spellEnd"/>
+      <w:r>
+        <w:t xml:space="preserve"> severe </w:t>
+      </w:r>
+      <w:proofErr w:type="spellStart"/>
+      <w:r>
+        <w:t>damage</w:t>
+      </w:r>
+      <w:proofErr w:type="spellEnd"/>
+      <w:r>
+        <w:t xml:space="preserve"> from </w:t>
+      </w:r>
+      <w:proofErr w:type="spellStart"/>
+      <w:r>
+        <w:t>heat</w:t>
+      </w:r>
+      <w:proofErr w:type="spellEnd"/>
+      <w:r>
+        <w:t xml:space="preserve">, smoke, and </w:t>
+      </w:r>
+      <w:proofErr w:type="spellStart"/>
+      <w:r>
+        <w:t>burns</w:t>
+      </w:r>
+      <w:proofErr w:type="spellEnd"/>
+      <w:r>
+        <w:t xml:space="preserve">. </w:t>
+      </w:r>
+      <w:proofErr w:type="spellStart"/>
+      <w:r>
+        <w:t>Subsequent</w:t>
+      </w:r>
+      <w:proofErr w:type="spellEnd"/>
+      <w:r>
+        <w:t xml:space="preserve"> </w:t>
+      </w:r>
+      <w:proofErr w:type="spellStart"/>
+      <w:r>
+        <w:t>restoration</w:t>
+      </w:r>
+      <w:proofErr w:type="spellEnd"/>
+      <w:r>
+        <w:t xml:space="preserve"> </w:t>
+      </w:r>
+      <w:proofErr w:type="spellStart"/>
+      <w:r>
+        <w:t>successfully</w:t>
+      </w:r>
+      <w:proofErr w:type="spellEnd"/>
+      <w:r>
+        <w:t xml:space="preserve"> </w:t>
+      </w:r>
+      <w:proofErr w:type="spellStart"/>
+      <w:r>
+        <w:t>restored</w:t>
+      </w:r>
+      <w:proofErr w:type="spellEnd"/>
+      <w:r>
+        <w:t xml:space="preserve"> the </w:t>
+      </w:r>
+      <w:proofErr w:type="spellStart"/>
+      <w:r>
+        <w:t>painting's</w:t>
+      </w:r>
+      <w:proofErr w:type="spellEnd"/>
+      <w:r>
+        <w:t xml:space="preserve"> </w:t>
+      </w:r>
+      <w:proofErr w:type="spellStart"/>
+      <w:r>
+        <w:t>visibility</w:t>
+      </w:r>
+      <w:proofErr w:type="spellEnd"/>
+      <w:r>
+        <w:t xml:space="preserve">, </w:t>
+      </w:r>
+      <w:proofErr w:type="spellStart"/>
+      <w:r>
+        <w:t>while</w:t>
+      </w:r>
+      <w:proofErr w:type="spellEnd"/>
+      <w:r>
+        <w:t xml:space="preserve"> </w:t>
+      </w:r>
+      <w:proofErr w:type="spellStart"/>
+      <w:r>
+        <w:t>leaving</w:t>
+      </w:r>
+      <w:proofErr w:type="spellEnd"/>
+      <w:r>
+        <w:t xml:space="preserve"> </w:t>
+      </w:r>
+      <w:proofErr w:type="spellStart"/>
+      <w:r>
+        <w:t>visible</w:t>
+      </w:r>
+      <w:proofErr w:type="spellEnd"/>
+      <w:r>
+        <w:t xml:space="preserve"> </w:t>
+      </w:r>
+      <w:proofErr w:type="spellStart"/>
+      <w:r>
+        <w:t>scars</w:t>
+      </w:r>
+      <w:proofErr w:type="spellEnd"/>
+      <w:r>
+        <w:t xml:space="preserve"> on the </w:t>
+      </w:r>
+      <w:proofErr w:type="spellStart"/>
+      <w:r>
+        <w:t>surface</w:t>
+      </w:r>
+      <w:proofErr w:type="spellEnd"/>
+      <w:r>
+        <w:t xml:space="preserve"> </w:t>
+      </w:r>
+      <w:proofErr w:type="spellStart"/>
+      <w:r>
+        <w:t>as</w:t>
+      </w:r>
+      <w:proofErr w:type="spellEnd"/>
+      <w:r>
+        <w:t xml:space="preserve"> a </w:t>
+      </w:r>
+      <w:proofErr w:type="spellStart"/>
+      <w:r>
+        <w:t>testament</w:t>
+      </w:r>
+      <w:proofErr w:type="spellEnd"/>
+      <w:r>
+        <w:t xml:space="preserve"> to </w:t>
+      </w:r>
+      <w:proofErr w:type="spellStart"/>
+      <w:r>
+        <w:t>local</w:t>
+      </w:r>
+      <w:proofErr w:type="spellEnd"/>
+      <w:r>
+        <w:t xml:space="preserve"> history and </w:t>
+      </w:r>
+      <w:proofErr w:type="spellStart"/>
+      <w:r>
+        <w:t>memory</w:t>
+      </w:r>
+      <w:proofErr w:type="spellEnd"/>
+      <w:r>
+        <w:t>.</w:t>
       </w:r>
     </w:p>
     <w:p/>
     <w:p/>
-    <w:p/>
-    <w:p/>
+    <w:p>
+      <w:r>
+        <w:rPr>
+          <w:rFonts w:ascii="Arial" w:hAnsi="Arial"/>
+          <w:b/>
+          <w:color w:val="1A365D"/>
+          <w:sz w:val="26"/>
+        </w:rPr>
+        <w:t>Tabella delle Fonti e Certificazione</w:t>
+      </w:r>
+    </w:p>
+    <w:tbl>
+      <w:tblPr>
+        <w:tblW w:type="auto" w:w="0"/>
+        <w:jc w:val="center"/>
+        <w:tblLook w:firstColumn="1" w:firstRow="1" w:lastColumn="0" w:lastRow="0" w:noHBand="0" w:noVBand="1" w:val="04A0"/>
+      </w:tblPr>
+      <w:tblGrid>
+        <w:gridCol w:w="4819"/>
+        <w:gridCol w:w="4819"/>
+      </w:tblGrid>
+      <w:tr>
+        <w:tc>
+          <w:tcPr>
+            <w:tcW w:type="dxa" w:w="4819"/>
+            <w:shd w:fill="1A365D"/>
+          </w:tcPr>
+          <w:p>
+            <w:r>
+              <w:rPr>
+                <w:rFonts w:ascii="Arial" w:hAnsi="Arial"/>
+                <w:b/>
+                <w:color w:val="FFFFFF"/>
+                <w:sz w:val="20"/>
+              </w:rPr>
+              <w:t>Affermazione del testo</w:t>
+            </w:r>
+          </w:p>
+        </w:tc>
+        <w:tc>
+          <w:tcPr>
+            <w:tcW w:type="dxa" w:w="4819"/>
+            <w:shd w:fill="1A365D"/>
+          </w:tcPr>
+          <w:p>
+            <w:r>
+              <w:rPr>
+                <w:rFonts w:ascii="Arial" w:hAnsi="Arial"/>
+                <w:b/>
+                <w:color w:val="FFFFFF"/>
+                <w:sz w:val="20"/>
+              </w:rPr>
+              <w:t>Fonte Certificata</w:t>
+            </w:r>
+          </w:p>
+        </w:tc>
+      </w:tr>
+      <w:tr>
+        <w:tc>
+          <w:tcPr>
+            <w:tcW w:type="dxa" w:w="4819"/>
+          </w:tcPr>
+          <w:p>
+            <w:r>
+              <w:rPr>
+                <w:rFonts w:ascii="Arial" w:hAnsi="Arial"/>
+                <w:sz w:val="19"/>
+              </w:rPr>
+              <w:t>The Adoration of the Shepherds in the first chapel on the left is by Agostino Carracci, dating to around 1595.</w:t>
+            </w:r>
+          </w:p>
+        </w:tc>
+        <w:tc>
+          <w:tcPr>
+            <w:tcW w:type="dxa" w:w="4819"/>
+          </w:tcPr>
+          <w:p>
+            <w:r>
+              <w:rPr>
+                <w:rFonts w:ascii="Arial" w:hAnsi="Arial"/>
+                <w:sz w:val="19"/>
+              </w:rPr>
+              <w:t>Ministry of Culture - Superintendence of Artistic Heritage Bologna / Bologna Online</w:t>
+            </w:r>
+          </w:p>
+        </w:tc>
+      </w:tr>
+      <w:tr>
+        <w:tc>
+          <w:tcPr>
+            <w:tcW w:type="dxa" w:w="4819"/>
+          </w:tcPr>
+          <w:p>
+            <w:r>
+              <w:rPr>
+                <w:rFonts w:ascii="Arial" w:hAnsi="Arial"/>
+                <w:sz w:val="19"/>
+              </w:rPr>
+              <w:t>The stark realism of the Carracci was criticized by contemporaries for lack of decorum, as documented by Carlo Cesare Malvasia in "Felsina Pittrice" (1678).</w:t>
+            </w:r>
+          </w:p>
+        </w:tc>
+        <w:tc>
+          <w:tcPr>
+            <w:tcW w:type="dxa" w:w="4819"/>
+          </w:tcPr>
+          <w:p>
+            <w:r>
+              <w:rPr>
+                <w:rFonts w:ascii="Arial" w:hAnsi="Arial"/>
+                <w:sz w:val="19"/>
+              </w:rPr>
+              <w:t>Carlo Cesare Malvasia, "Felsina Pittrice" (1678) / Italian Art Historiography</w:t>
+            </w:r>
+          </w:p>
+        </w:tc>
+      </w:tr>
+      <w:tr>
+        <w:tc>
+          <w:tcPr>
+            <w:tcW w:type="dxa" w:w="4819"/>
+          </w:tcPr>
+          <w:p>
+            <w:r>
+              <w:rPr>
+                <w:rFonts w:ascii="Arial" w:hAnsi="Arial"/>
+                <w:sz w:val="19"/>
+              </w:rPr>
+              <w:t>Agostino Carracci co-founded the Academy of the Incamminati with Annibale and Ludovico, and was a renowned master engraver.</w:t>
+            </w:r>
+          </w:p>
+        </w:tc>
+        <w:tc>
+          <w:tcPr>
+            <w:tcW w:type="dxa" w:w="4819"/>
+          </w:tcPr>
+          <w:p>
+            <w:r>
+              <w:rPr>
+                <w:rFonts w:ascii="Arial" w:hAnsi="Arial"/>
+                <w:sz w:val="19"/>
+              </w:rPr>
+              <w:t>Biographical Dictionary of Italians - Treccani</w:t>
+            </w:r>
+          </w:p>
+        </w:tc>
+      </w:tr>
+      <w:tr>
+        <w:tc>
+          <w:tcPr>
+            <w:tcW w:type="dxa" w:w="4819"/>
+          </w:tcPr>
+          <w:p>
+            <w:r>
+              <w:rPr>
+                <w:rFonts w:ascii="Arial" w:hAnsi="Arial"/>
+                <w:sz w:val="19"/>
+              </w:rPr>
+              <w:t>The painting was severely damaged by fire during WWII bombings and subsequently restored.</w:t>
+            </w:r>
+          </w:p>
+        </w:tc>
+        <w:tc>
+          <w:tcPr>
+            <w:tcW w:type="dxa" w:w="4819"/>
+          </w:tcPr>
+          <w:p>
+            <w:r>
+              <w:rPr>
+                <w:rFonts w:ascii="Arial" w:hAnsi="Arial"/>
+                <w:sz w:val="19"/>
+              </w:rPr>
+              <w:t>Historical Archive of the Archdiocese of Bologna / Cultural Heritage Catalog</w:t>
+            </w:r>
+          </w:p>
+        </w:tc>
+      </w:tr>
+    </w:tbl>
     <w:sectPr>
       <w:pgSz w:w="11906" w:h="16838"/>
       <w:pgMar w:top="1417" w:right="1134" w:bottom="1134" w:left="1134" w:header="708" w:footer="708" w:gutter="0"/>
@@ -243,11 +1945,11 @@
 </file>
 
 <file path=word/numbering.xml><?xml version="1.0" encoding="utf-8"?>
-<w:numbering xmlns:wpc="http://schemas.microsoft.com/office/word/2010/wordprocessingCanvas" xmlns:cx="http://schemas.microsoft.com/office/drawing/2014/chartex" xmlns:cx1="http://schemas.microsoft.com/office/drawing/2015/9/8/chartex" xmlns:cx2="http://schemas.microsoft.com/office/drawing/2015/10/21/chartex" xmlns:cx3="http://schemas.microsoft.com/office/drawing/2016/5/9/chartex" xmlns:cx4="http://schemas.microsoft.com/office/drawing/2016/5/10/chartex" xmlns:cx5="http://schemas.microsoft.com/office/drawing/2016/5/11/chartex" xmlns:cx6="http://schemas.microsoft.com/office/drawing/2016/5/12/chartex" xmlns:cx7="http://schemas.microsoft.com/office/drawing/2016/5/13/chartex" xmlns:cx8="http://schemas.microsoft.com/office/drawing/2016/5/14/chartex" xmlns:mc="http://schemas.openxmlformats.org/markup-compatibility/2006" xmlns:aink="http://schemas.microsoft.com/office/drawing/2016/ink" xmlns:am3d="http://schemas.microsoft.com/office/drawing/2017/model3d" xmlns:o="urn:schemas-microsoft-com:office:office" xmlns:oel="http://schemas.microsoft.com/office/2019/extlst" xmlns:r="http://schemas.openxmlformats.org/officeDocument/2006/relationships" xmlns:m="http://schemas.openxmlformats.org/officeDocument/2006/math" xmlns:v="urn:schemas-microsoft-com:vml" xmlns:wp14="http://schemas.microsoft.com/office/word/2010/wordprocessingDrawing" xmlns:wp="http://schemas.openxmlformats.org/drawingml/2006/wordprocessingDrawing" xmlns:w10="urn:schemas-microsoft-com:office:word" xmlns:w="http://schemas.openxmlformats.org/wordprocessingml/2006/main" xmlns:w14="http://schemas.microsoft.com/office/word/2010/wordml" xmlns:w15="http://schemas.microsoft.com/office/word/2012/wordml" xmlns:w16cex="http://schemas.microsoft.com/office/word/2018/wordml/cex" xmlns:w16cid="http://schemas.microsoft.com/office/word/2016/wordml/cid" xmlns:w16="http://schemas.microsoft.com/office/word/2018/wordml" xmlns:w16du="http://schemas.microsoft.com/office/word/2023/wordml/word16du" xmlns:w16sdtdh="http://schemas.microsoft.com/office/word/2020/wordml/sdtdatahash" xmlns:w16sdtfl="http://schemas.microsoft.com/office/word/2024/wordml/sdtformatlock" xmlns:w16se="http://schemas.microsoft.com/office/word/2015/wordml/symex" xmlns:wpg="http://schemas.microsoft.com/office/word/2010/wordprocessingGroup" xmlns:wpi="http://schemas.microsoft.com/office/word/2010/wordprocessingInk" xmlns:wne="http://schemas.microsoft.com/office/word/2006/wordml" xmlns:wps="http://schemas.microsoft.com/office/word/2010/wordprocessingShape" mc:Ignorable="w14 w15 w16se w16cid w16 w16cex w16sdtdh w16sdtfl w16du wp14">
+<w:numbering xmlns:wpc="http://schemas.microsoft.com/office/word/2010/wordprocessingCanvas" xmlns:cx="http://schemas.microsoft.com/office/drawing/2014/chartex" xmlns:cx1="http://schemas.microsoft.com/office/drawing/2015/9/8/chartex" xmlns:cx2="http://schemas.microsoft.com/office/drawing/2015/10/21/chartex" xmlns:cx3="http://schemas.microsoft.com/office/drawing/2016/5/9/chartex" xmlns:cx4="http://schemas.microsoft.com/office/drawing/2016/5/10/chartex" xmlns:cx5="http://schemas.microsoft.com/office/drawing/2016/5/11/chartex" xmlns:cx6="http://schemas.microsoft.com/office/drawing/2016/5/12/chartex" xmlns:cx7="http://schemas.microsoft.com/office/drawing/2016/5/13/chartex" xmlns:cx8="http://schemas.microsoft.com/office/drawing/2016/5/14/chartex" xmlns:mc="http://schemas.openxmlformats.org/markup-compatibility/2006" xmlns:aink="http://schemas.microsoft.com/office/drawing/2016/ink" xmlns:am3d="http://schemas.microsoft.com/office/drawing/2017/model3d" xmlns:o="urn:schemas-microsoft-com:office:office" xmlns:oel="http://schemas.microsoft.com/office/2019/extlst" xmlns:r="http://schemas.openxmlformats.org/officeDocument/2006/relationships" xmlns:m="http://schemas.openxmlformats.org/officeDocument/2006/math" xmlns:v="urn:schemas-microsoft-com:vml" xmlns:wp14="http://schemas.microsoft.com/office/word/2010/wordprocessingDrawing" xmlns:wp="http://schemas.openxmlformats.org/drawingml/2006/wordprocessingDrawing" xmlns:w10="urn:schemas-microsoft-com:office:word" xmlns:w="http://schemas.openxmlformats.org/wordprocessingml/2006/main" xmlns:w14="http://schemas.microsoft.com/office/word/2010/wordml" xmlns:w15="http://schemas.microsoft.com/office/word/2012/wordml" xmlns:w16cei="http://schemas.microsoft.com/office/word/2026/wordml/cei" xmlns:w16cex="http://schemas.microsoft.com/office/word/2018/wordml/cex" xmlns:w16cid="http://schemas.microsoft.com/office/word/2016/wordml/cid" xmlns:w16="http://schemas.microsoft.com/office/word/2018/wordml" xmlns:w16du="http://schemas.microsoft.com/office/word/2023/wordml/word16du" xmlns:w16sdtdh="http://schemas.microsoft.com/office/word/2020/wordml/sdtdatahash" xmlns:w16sdtfl="http://schemas.microsoft.com/office/word/2024/wordml/sdtformatlock" xmlns:w16se="http://schemas.microsoft.com/office/word/2015/wordml/symex" xmlns:wpg="http://schemas.microsoft.com/office/word/2010/wordprocessingGroup" xmlns:wpi="http://schemas.microsoft.com/office/word/2010/wordprocessingInk" xmlns:wne="http://schemas.microsoft.com/office/word/2006/wordml" xmlns:wps="http://schemas.microsoft.com/office/word/2010/wordprocessingShape" mc:Ignorable="w14 w15 w16se w16cid w16 w16cex w16sdtdh w16sdtfl w16du wp14">
   <w:abstractNum w:abstractNumId="0" w15:restartNumberingAfterBreak="0">
-    <w:nsid w:val="0E284411"/>
+    <w:nsid w:val="1E3B7E07"/>
     <w:multiLevelType w:val="multilevel"/>
-    <w:tmpl w:val="DFFA0AC6"/>
+    <w:tmpl w:val="331E7324"/>
     <w:lvl w:ilvl="0">
       <w:start w:val="1"/>
       <w:numFmt w:val="bullet"/>
@@ -393,7 +2095,7 @@
       </w:rPr>
     </w:lvl>
   </w:abstractNum>
-  <w:num w:numId="1" w16cid:durableId="1528371573">
+  <w:num w:numId="1" w16cid:durableId="1496336185">
     <w:abstractNumId w:val="0"/>
   </w:num>
 </w:numbering>
@@ -408,7 +2110,7 @@
         <w:kern w:val="2"/>
         <w:sz w:val="24"/>
         <w:szCs w:val="24"/>
-        <w:lang w:val="en" w:eastAsia="en-US" w:bidi="ar-SA"/>
+        <w:lang w:val="it-IT" w:eastAsia="en-US" w:bidi="ar-SA"/>
         <w14:ligatures w14:val="standardContextual"/>
       </w:rPr>
     </w:rPrDefault>
@@ -807,7 +2509,7 @@
     <w:link w:val="Titolo1Carattere"/>
     <w:uiPriority w:val="9"/>
     <w:qFormat/>
-    <w:rsid w:val="00E5023C"/>
+    <w:rsid w:val="00792A00"/>
     <w:pPr>
       <w:keepNext/>
       <w:keepLines/>
@@ -830,7 +2532,7 @@
     <w:semiHidden/>
     <w:unhideWhenUsed/>
     <w:qFormat/>
-    <w:rsid w:val="00E5023C"/>
+    <w:rsid w:val="00792A00"/>
     <w:pPr>
       <w:keepNext/>
       <w:keepLines/>
@@ -853,7 +2555,7 @@
     <w:semiHidden/>
     <w:unhideWhenUsed/>
     <w:qFormat/>
-    <w:rsid w:val="00E5023C"/>
+    <w:rsid w:val="00792A00"/>
     <w:pPr>
       <w:keepNext/>
       <w:keepLines/>
@@ -876,7 +2578,7 @@
     <w:semiHidden/>
     <w:unhideWhenUsed/>
     <w:qFormat/>
-    <w:rsid w:val="00E5023C"/>
+    <w:rsid w:val="00792A00"/>
     <w:pPr>
       <w:keepNext/>
       <w:keepLines/>
@@ -899,7 +2601,7 @@
     <w:semiHidden/>
     <w:unhideWhenUsed/>
     <w:qFormat/>
-    <w:rsid w:val="00E5023C"/>
+    <w:rsid w:val="00792A00"/>
     <w:pPr>
       <w:keepNext/>
       <w:keepLines/>
@@ -920,7 +2622,7 @@
     <w:semiHidden/>
     <w:unhideWhenUsed/>
     <w:qFormat/>
-    <w:rsid w:val="00E5023C"/>
+    <w:rsid w:val="00792A00"/>
     <w:pPr>
       <w:keepNext/>
       <w:keepLines/>
@@ -943,7 +2645,7 @@
     <w:semiHidden/>
     <w:unhideWhenUsed/>
     <w:qFormat/>
-    <w:rsid w:val="00E5023C"/>
+    <w:rsid w:val="00792A00"/>
     <w:pPr>
       <w:keepNext/>
       <w:keepLines/>
@@ -964,7 +2666,7 @@
     <w:semiHidden/>
     <w:unhideWhenUsed/>
     <w:qFormat/>
-    <w:rsid w:val="00E5023C"/>
+    <w:rsid w:val="00792A00"/>
     <w:pPr>
       <w:keepNext/>
       <w:keepLines/>
@@ -987,7 +2689,7 @@
     <w:semiHidden/>
     <w:unhideWhenUsed/>
     <w:qFormat/>
-    <w:rsid w:val="00E5023C"/>
+    <w:rsid w:val="00792A00"/>
     <w:pPr>
       <w:keepNext/>
       <w:keepLines/>
@@ -1002,7 +2704,6 @@
   <w:style w:type="character" w:default="1" w:styleId="Carpredefinitoparagrafo">
     <w:name w:val="Default Paragraph Font"/>
     <w:uiPriority w:val="1"/>
-    <w:semiHidden/>
     <w:unhideWhenUsed/>
   </w:style>
   <w:style w:type="table" w:default="1" w:styleId="Tabellanormale">
@@ -1031,7 +2732,7 @@
     <w:basedOn w:val="Carpredefinitoparagrafo"/>
     <w:link w:val="Titolo1"/>
     <w:uiPriority w:val="9"/>
-    <w:rsid w:val="00E5023C"/>
+    <w:rsid w:val="00792A00"/>
     <w:rPr>
       <w:rFonts w:asciiTheme="majorHAnsi" w:eastAsiaTheme="majorEastAsia" w:hAnsiTheme="majorHAnsi" w:cstheme="majorBidi"/>
       <w:color w:val="0F4761" w:themeColor="accent1" w:themeShade="BF"/>
@@ -1045,7 +2746,7 @@
     <w:link w:val="Titolo2"/>
     <w:uiPriority w:val="9"/>
     <w:semiHidden/>
-    <w:rsid w:val="00E5023C"/>
+    <w:rsid w:val="00792A00"/>
     <w:rPr>
       <w:rFonts w:asciiTheme="majorHAnsi" w:eastAsiaTheme="majorEastAsia" w:hAnsiTheme="majorHAnsi" w:cstheme="majorBidi"/>
       <w:color w:val="0F4761" w:themeColor="accent1" w:themeShade="BF"/>
@@ -1059,7 +2760,7 @@
     <w:link w:val="Titolo3"/>
     <w:uiPriority w:val="9"/>
     <w:semiHidden/>
-    <w:rsid w:val="00E5023C"/>
+    <w:rsid w:val="00792A00"/>
     <w:rPr>
       <w:rFonts w:eastAsiaTheme="majorEastAsia" w:cstheme="majorBidi"/>
       <w:color w:val="0F4761" w:themeColor="accent1" w:themeShade="BF"/>
@@ -1073,7 +2774,7 @@
     <w:link w:val="Titolo4"/>
     <w:uiPriority w:val="9"/>
     <w:semiHidden/>
-    <w:rsid w:val="00E5023C"/>
+    <w:rsid w:val="00792A00"/>
     <w:rPr>
       <w:rFonts w:eastAsiaTheme="majorEastAsia" w:cstheme="majorBidi"/>
       <w:i/>
@@ -1087,7 +2788,7 @@
     <w:link w:val="Titolo5"/>
     <w:uiPriority w:val="9"/>
     <w:semiHidden/>
-    <w:rsid w:val="00E5023C"/>
+    <w:rsid w:val="00792A00"/>
     <w:rPr>
       <w:rFonts w:eastAsiaTheme="majorEastAsia" w:cstheme="majorBidi"/>
       <w:color w:val="0F4761" w:themeColor="accent1" w:themeShade="BF"/>
@@ -1099,7 +2800,7 @@
     <w:link w:val="Titolo6"/>
     <w:uiPriority w:val="9"/>
     <w:semiHidden/>
-    <w:rsid w:val="00E5023C"/>
+    <w:rsid w:val="00792A00"/>
     <w:rPr>
       <w:rFonts w:eastAsiaTheme="majorEastAsia" w:cstheme="majorBidi"/>
       <w:i/>
@@ -1113,7 +2814,7 @@
     <w:link w:val="Titolo7"/>
     <w:uiPriority w:val="9"/>
     <w:semiHidden/>
-    <w:rsid w:val="00E5023C"/>
+    <w:rsid w:val="00792A00"/>
     <w:rPr>
       <w:rFonts w:eastAsiaTheme="majorEastAsia" w:cstheme="majorBidi"/>
       <w:color w:val="595959" w:themeColor="text1" w:themeTint="A6"/>
@@ -1125,7 +2826,7 @@
     <w:link w:val="Titolo8"/>
     <w:uiPriority w:val="9"/>
     <w:semiHidden/>
-    <w:rsid w:val="00E5023C"/>
+    <w:rsid w:val="00792A00"/>
     <w:rPr>
       <w:rFonts w:eastAsiaTheme="majorEastAsia" w:cstheme="majorBidi"/>
       <w:i/>
@@ -1139,7 +2840,7 @@
     <w:link w:val="Titolo9"/>
     <w:uiPriority w:val="9"/>
     <w:semiHidden/>
-    <w:rsid w:val="00E5023C"/>
+    <w:rsid w:val="00792A00"/>
     <w:rPr>
       <w:rFonts w:eastAsiaTheme="majorEastAsia" w:cstheme="majorBidi"/>
       <w:color w:val="272727" w:themeColor="text1" w:themeTint="D8"/>
@@ -1152,7 +2853,7 @@
     <w:link w:val="TitoloCarattere"/>
     <w:uiPriority w:val="10"/>
     <w:qFormat/>
-    <w:rsid w:val="00E5023C"/>
+    <w:rsid w:val="00792A00"/>
     <w:pPr>
       <w:spacing w:after="80" w:line="240" w:lineRule="auto"/>
       <w:contextualSpacing/>
@@ -1170,7 +2871,7 @@
     <w:basedOn w:val="Carpredefinitoparagrafo"/>
     <w:link w:val="Titolo"/>
     <w:uiPriority w:val="10"/>
-    <w:rsid w:val="00E5023C"/>
+    <w:rsid w:val="00792A00"/>
     <w:rPr>
       <w:rFonts w:asciiTheme="majorHAnsi" w:eastAsiaTheme="majorEastAsia" w:hAnsiTheme="majorHAnsi" w:cstheme="majorBidi"/>
       <w:spacing w:val="-10"/>
@@ -1186,7 +2887,7 @@
     <w:link w:val="SottotitoloCarattere"/>
     <w:uiPriority w:val="11"/>
     <w:qFormat/>
-    <w:rsid w:val="00E5023C"/>
+    <w:rsid w:val="00792A00"/>
     <w:pPr>
       <w:numPr>
         <w:ilvl w:val="1"/>
@@ -1205,7 +2906,7 @@
     <w:basedOn w:val="Carpredefinitoparagrafo"/>
     <w:link w:val="Sottotitolo"/>
     <w:uiPriority w:val="11"/>
-    <w:rsid w:val="00E5023C"/>
+    <w:rsid w:val="00792A00"/>
     <w:rPr>
       <w:rFonts w:eastAsiaTheme="majorEastAsia" w:cstheme="majorBidi"/>
       <w:color w:val="595959" w:themeColor="text1" w:themeTint="A6"/>
@@ -1221,7 +2922,7 @@
     <w:link w:val="CitazioneCarattere"/>
     <w:uiPriority w:val="29"/>
     <w:qFormat/>
-    <w:rsid w:val="00E5023C"/>
+    <w:rsid w:val="00792A00"/>
     <w:pPr>
       <w:spacing w:before="160"/>
       <w:jc w:val="center"/>
@@ -1237,7 +2938,7 @@
     <w:basedOn w:val="Carpredefinitoparagrafo"/>
     <w:link w:val="Citazione"/>
     <w:uiPriority w:val="29"/>
-    <w:rsid w:val="00E5023C"/>
+    <w:rsid w:val="00792A00"/>
     <w:rPr>
       <w:i/>
       <w:iCs/>
@@ -1249,7 +2950,7 @@
     <w:basedOn w:val="Normale"/>
     <w:uiPriority w:val="34"/>
     <w:qFormat/>
-    <w:rsid w:val="00E5023C"/>
+    <w:rsid w:val="00792A00"/>
     <w:pPr>
       <w:ind w:left="720"/>
       <w:contextualSpacing/>
@@ -1260,7 +2961,7 @@
     <w:basedOn w:val="Carpredefinitoparagrafo"/>
     <w:uiPriority w:val="21"/>
     <w:qFormat/>
-    <w:rsid w:val="00E5023C"/>
+    <w:rsid w:val="00792A00"/>
     <w:rPr>
       <w:i/>
       <w:iCs/>
@@ -1274,7 +2975,7 @@
     <w:link w:val="CitazioneintensaCarattere"/>
     <w:uiPriority w:val="30"/>
     <w:qFormat/>
-    <w:rsid w:val="00E5023C"/>
+    <w:rsid w:val="00792A00"/>
     <w:pPr>
       <w:pBdr>
         <w:top w:val="single" w:sz="4" w:space="10" w:color="0F4761" w:themeColor="accent1" w:themeShade="BF"/>
@@ -1295,7 +2996,7 @@
     <w:basedOn w:val="Carpredefinitoparagrafo"/>
     <w:link w:val="Citazioneintensa"/>
     <w:uiPriority w:val="30"/>
-    <w:rsid w:val="00E5023C"/>
+    <w:rsid w:val="00792A00"/>
     <w:rPr>
       <w:i/>
       <w:iCs/>
@@ -1307,7 +3008,7 @@
     <w:basedOn w:val="Carpredefinitoparagrafo"/>
     <w:uiPriority w:val="32"/>
     <w:qFormat/>
-    <w:rsid w:val="00E5023C"/>
+    <w:rsid w:val="00792A00"/>
     <w:rPr>
       <w:b/>
       <w:bCs/>
